--- a/docs/deliverables/下午班-08组-WEMOVE-SPORTS-分工与工作量报告-v1.2.docx
+++ b/docs/deliverables/下午班-08组-WEMOVE-SPORTS-分工与工作量报告-v1.2.docx
@@ -955,7 +955,7 @@
               <w:rPr>
                 <w:sz w:val="20"/>
               </w:rPr>
-              <w:t>整合 CI #51；auth/rbac/mfa/common；b2b-flow.e2e-spec.ts</w:t>
+              <w:t>整合 CI #54；auth/rbac/mfa/common；b2b-flow.e2e-spec.ts</w:t>
             </w:r>
           </w:p>
         </w:tc>
@@ -1328,7 +1328,7 @@
               <w:rPr>
                 <w:sz w:val="20"/>
               </w:rPr>
-              <w:t>PurchaseOrder/Item 迁移；b2b-flow 与 b2b-after-sales；CI #51</w:t>
+              <w:t>PurchaseOrder/Item 迁移；b2b-flow 与 b2b-after-sales；CI #54</w:t>
             </w:r>
           </w:p>
         </w:tc>
@@ -1357,7 +1357,7 @@
               <w:rPr>
                 <w:sz w:val="20"/>
               </w:rPr>
-              <w:t>M1 汇报准备</w:t>
+              <w:t>M1 课程材料</w:t>
             </w:r>
           </w:p>
         </w:tc>
@@ -1380,7 +1380,7 @@
               <w:rPr>
                 <w:sz w:val="20"/>
               </w:rPr>
-              <w:t>九页项目汇报 PPT、材料检查与网站演示流程已完成；测试账号/MFA 说明写入手册</w:t>
+              <w:t>项目汇报 PPT、测试报告及个人报告已整理；测试账号和 MFA 说明写入手册</w:t>
             </w:r>
           </w:p>
         </w:tc>
@@ -1403,7 +1403,7 @@
               <w:rPr>
                 <w:sz w:val="20"/>
               </w:rPr>
-              <w:t>deliverables 项目汇报 v1.1；operation-manual.md §1</w:t>
+              <w:t>deliverables 项目汇报 v1.2；operation-manual.md §1</w:t>
             </w:r>
           </w:p>
         </w:tc>
@@ -1416,7 +1416,28 @@
     </w:p>
     <w:p>
       <w:r>
-        <w:t>历史提交、作者与已发生的 PR 评审保留真实记录；本报告只列继续参与开发的五名成员。独立个人报告不通过改名替代，正式会议纪要也不根据本次聊天虚构。</w:t>
+        <w:t xml:space="preserve">验证基线为提交 </w:t>
+      </w:r>
+      <w:r>
+        <w:rPr>
+          <w:rFonts w:ascii="Consolas" w:hAnsi="Consolas"/>
+          <w:sz w:val="18"/>
+        </w:rPr>
+        <w:t>f3c074f</w:t>
+      </w:r>
+      <w:r>
+        <w:t xml:space="preserve"> 与 </w:t>
+      </w:r>
+      <w:hyperlink r:id="rId10">
+        <w:r>
+          <w:rPr>
+            <w:color w:val="245578"/>
+          </w:rPr>
+          <w:t>CI #54</w:t>
+        </w:r>
+      </w:hyperlink>
+      <w:r>
+        <w:t>。历史提交、作者与已发生的 PR 评审保留原记录；本表仅列后续五人分工，不追改早期参会和开发事实。个人报告与会议纪要分别按实际来源归档。</w:t>
       </w:r>
     </w:p>
     <w:p>

--- a/docs/deliverables/下午班-08组-WEMOVE-SPORTS-分工与工作量报告-v1.2.docx
+++ b/docs/deliverables/下午班-08组-WEMOVE-SPORTS-分工与工作量报告-v1.2.docx
@@ -1380,7 +1380,7 @@
               <w:rPr>
                 <w:sz w:val="20"/>
               </w:rPr>
-              <w:t>项目汇报 PPT、测试报告及个人报告已整理；测试账号和 MFA 说明写入手册</w:t>
+              <w:t>项目汇报 PPT、测试报告及五份独立个人报告已整理；测试账号和 MFA 说明写入手册</w:t>
             </w:r>
           </w:p>
         </w:tc>
@@ -1403,7 +1403,21 @@
               <w:rPr>
                 <w:sz w:val="20"/>
               </w:rPr>
-              <w:t>deliverables 项目汇报 v1.2；operation-manual.md §1</w:t>
+              <w:t>deliverables 项目汇报 v1.3；</w:t>
+            </w:r>
+            <w:hyperlink r:id="rId10">
+              <w:r>
+                <w:rPr>
+                  <w:color w:val="245578"/>
+                </w:rPr>
+                <w:t>五份独立报告</w:t>
+              </w:r>
+            </w:hyperlink>
+            <w:r>
+              <w:rPr>
+                <w:sz w:val="20"/>
+              </w:rPr>
+              <w:t>；operation-manual.md §1</w:t>
             </w:r>
           </w:p>
         </w:tc>
@@ -1428,7 +1442,7 @@
       <w:r>
         <w:t xml:space="preserve"> 与 </w:t>
       </w:r>
-      <w:hyperlink r:id="rId10">
+      <w:hyperlink r:id="rId11">
         <w:r>
           <w:rPr>
             <w:color w:val="245578"/>

--- a/docs/deliverables/下午班-08组-WEMOVE-SPORTS-分工与工作量报告-v1.2.docx
+++ b/docs/deliverables/下午班-08组-WEMOVE-SPORTS-分工与工作量报告-v1.2.docx
@@ -12,7 +12,7 @@
     </w:p>
     <w:p>
       <w:r>
-        <w:t>更新日期：2026-09-08。负责人：甘文韬。</w:t>
+        <w:t>更新日期：2026-09-08。负责人：甘文韬（学号：24150728）。</w:t>
       </w:r>
     </w:p>
     <w:p>
@@ -158,7 +158,7 @@
                 <w:b/>
                 <w:sz w:val="19"/>
               </w:rPr>
-              <w:t>计划工作量</w:t>
+              <w:t>工作量占比</w:t>
             </w:r>
           </w:p>
         </w:tc>
@@ -768,7 +768,7 @@
     </w:p>
     <w:p>
       <w:r>
-        <w:t>计划工作量调整为甘文韬 25%，其余四人平分剩余 75%，各占 18.75%，合计 100%。各成员任务归属保持不变。这是任务承接后的计划工作量；结项统计须依据实际代码、文档、评审、测试与演示证据确认，不当作已完成贡献。</w:t>
+        <w:t>本表采用组长确认的工作量占比：甘文韬 25%，陈婧琳、周慧莹、倪依玲、龙祖怡各 18.75%，合计 100%。课程提交统一采用此比例，各成员职责及历史作者记录保持原有归属。</w:t>
       </w:r>
     </w:p>
     <w:p>
@@ -1459,12 +1459,12 @@
         <w:pStyle w:val="Heading1"/>
       </w:pPr>
       <w:r>
-        <w:t>结项统计方式</w:t>
+        <w:t>课程提交口径</w:t>
       </w:r>
     </w:p>
     <w:p>
       <w:r>
-        <w:t>建议仍按开发联调 60%、文档 25%、协作演示 15% 归集证据。结项时逐人列出已完成任务及证据，另填写实际贡献比例和确认日期；确认前使用本表的计划比例安排工作。</w:t>
+        <w:t>课程材料、PPT 和提交包中的成员工作量均使用本表比例，不按实际工时重新折算。代码、文档、评审和测试记录用于说明已完成任务与职责，不用于另行调整已确认占比。</w:t>
       </w:r>
     </w:p>
     <w:sectPr>

--- a/docs/deliverables/下午班-08组-WEMOVE-SPORTS-分工与工作量报告-v1.2.docx
+++ b/docs/deliverables/下午班-08组-WEMOVE-SPORTS-分工与工作量报告-v1.2.docx
@@ -20,12 +20,12 @@
         <w:pStyle w:val="Heading1"/>
       </w:pPr>
       <w:r>
-        <w:t>调整后的任务分配</w:t>
+        <w:t>项目实际分工与工作量占比</w:t>
       </w:r>
     </w:p>
     <w:p>
       <w:r>
-        <w:t>团队现由五人继续开发。甘文韬在原有组长职责之外，完整承接 B2B 模块的开发、联调、规范维护和演示。原有 A/C/D/E 模块编号保留，MB 标记统一指向甘文韬负责的 B2B 模块。</w:t>
+        <w:t>团队由五人组成。甘文韬在组长职责之外，负责 B2B 模块的开发、联调、规范维护和演示。A/C/D/E 模块编号保留，MB 标记统一指向甘文韬负责的 B2B 模块。</w:t>
       </w:r>
     </w:p>
     <w:tbl>
@@ -158,7 +158,7 @@
                 <w:b/>
                 <w:sz w:val="19"/>
               </w:rPr>
-              <w:t>工作量占比</w:t>
+              <w:t>实际工作量占比</w:t>
             </w:r>
           </w:p>
         </w:tc>
@@ -768,7 +768,7 @@
     </w:p>
     <w:p>
       <w:r>
-        <w:t>本表采用组长确认的工作量占比：甘文韬 25%，陈婧琳、周慧莹、倪依玲、龙祖怡各 18.75%，合计 100%。课程提交统一采用此比例，各成员职责及历史作者记录保持原有归属。</w:t>
+        <w:t>本表记录项目实际分工与工作量占比：甘文韬 25%，陈婧琳、周慧莹、倪依玲、龙祖怡各 18.75%，合计 100%。各成员职责如上表所列。</w:t>
       </w:r>
     </w:p>
     <w:p>
@@ -1451,7 +1451,7 @@
         </w:r>
       </w:hyperlink>
       <w:r>
-        <w:t>。历史提交、作者与已发生的 PR 评审保留原记录；本表仅列后续五人分工，不追改早期参会和开发事实。个人报告与会议纪要分别按实际来源归档。</w:t>
+        <w:t>。相关代码、文档、评审和测试记录用于说明上表成员完成的任务。个人报告与会议纪要分别按来源归档。</w:t>
       </w:r>
     </w:p>
     <w:p>
@@ -1459,12 +1459,12 @@
         <w:pStyle w:val="Heading1"/>
       </w:pPr>
       <w:r>
-        <w:t>课程提交口径</w:t>
+        <w:t>材料一致性</w:t>
       </w:r>
     </w:p>
     <w:p>
       <w:r>
-        <w:t>课程材料、PPT 和提交包中的成员工作量均使用本表比例，不按实际工时重新折算。代码、文档、评审和测试记录用于说明已完成任务与职责，不用于另行调整已确认占比。</w:t>
+        <w:t>课程材料、PPT 和提交包中的成员分工与实际工作量占比均与本表一致。</w:t>
       </w:r>
     </w:p>
     <w:sectPr>
